--- a/docs/a traduire/6/Capitulo_VI_Consequencias_Franca_Europa_PT-BR.docx
+++ b/docs/a traduire/6/Capitulo_VI_Consequencias_Franca_Europa_PT-BR.docx
@@ -1306,7 +1306,7 @@
           <w:color w:val="202020"/>
           <w:sz w:val="22"/>
         </w:rPr>
-        <w:t>Configuracao 2: Hub de Energia e Aplicacao (cenario C). A Franca explora sua vantagem nuclear para se tornar o centro de gravidade energetico para IA na Europa. A Mistral Compute e as Gigafactories fornecem computacao local competitiva para inferencia e ajuste fino. As empresas francesas sao soberanas na aplicacao, mas dependentes do hardware dos EUA. Na computacao bruta, a razao EUA/UE cai de 17,6:1 em 2025 para 8-10:1 em 2030; no CACI Power Mode, a lacuna fecha de 3,46:1 para 2,0-2,5:1. A fuga de cerebros e retardada pela existencia de um ecossistema local atraente.</w:t>
+        <w:t>Configuracao 2: Hub de Energia e Aplicacao (cenario C). A Franca explora sua vantagem nuclear para se tornar o centro de gravidade energetico para IA na Europa. A Mistral Compute e as Gigafactories fornecem computacao local competitiva para inferencia e ajuste fino. As empresas francesas sao soberanas na aplicacao, mas dependentes do hardware dos EUA. Na computacao bruta, a razao EUA/UE cai de 17,6:1 em 2025 para 8-10:1 em 2030; no CACI Power Mode, a lacuna fecha de 3,64:1 para 2,0-2,5:1. A fuga de cerebros e retardada pela existencia de um ecossistema local atraente.</w:t>
       </w:r>
     </w:p>
     <w:p>

--- a/docs/a traduire/6/Capitulo_VI_Consequencias_Franca_Europa_PT-BR.docx
+++ b/docs/a traduire/6/Capitulo_VI_Consequencias_Franca_Europa_PT-BR.docx
@@ -1306,7 +1306,7 @@
           <w:color w:val="202020"/>
           <w:sz w:val="22"/>
         </w:rPr>
-        <w:t>Configuracao 2: Hub de Energia e Aplicacao (cenario C). A Franca explora sua vantagem nuclear para se tornar o centro de gravidade energetico para IA na Europa. A Mistral Compute e as Gigafactories fornecem computacao local competitiva para inferencia e ajuste fino. As empresas francesas sao soberanas na aplicacao, mas dependentes do hardware dos EUA. Na computacao bruta, a razao EUA/UE cai de 17,6:1 em 2025 para 8-10:1 em 2030; no CACI Power Mode, a lacuna fecha de 3,64:1 para 2,0-2,5:1. A fuga de cerebros e retardada pela existencia de um ecossistema local atraente.</w:t>
+        <w:t>Configuracao 2: Hub de Energia e Aplicacao (cenario C). A Franca explora sua vantagem nuclear para se tornar o centro de gravidade energetico para IA na Europa. A Mistral Compute e as Gigafactories fornecem computacao local competitiva para inferencia e ajuste fino. As empresas francesas sao soberanas na aplicacao, mas dependentes do hardware dos EUA. Na computacao bruta, a razao EUA/UE cai de 17,6:1 em 2025 para 8-10:1 em 2030; no CACI Power Mode, a lacuna fecha de 3,47:1 para 2,0-2,5:1. A fuga de cerebros e retardada pela existencia de um ecossistema local atraente.</w:t>
       </w:r>
     </w:p>
     <w:p>

--- a/docs/a traduire/6/Capitulo_VI_Consequencias_Franca_Europa_PT-BR.docx
+++ b/docs/a traduire/6/Capitulo_VI_Consequencias_Franca_Europa_PT-BR.docx
@@ -99,7 +99,7 @@
                 <w:color w:val="1A2744"/>
                 <w:sz w:val="22"/>
               </w:rPr>
-              <w:t>76,9 pct do compute IA operacional mundial = EUA</w:t>
+              <w:t>78,9 pct do compute IA operacional mundial = EUA</w:t>
             </w:r>
           </w:p>
         </w:tc>
@@ -141,7 +141,7 @@
                 <w:color w:val="1A2744"/>
                 <w:sz w:val="22"/>
               </w:rPr>
-              <w:t>3,46:1 razao CACI EUA/UE (Power Mode)</w:t>
+              <w:t>3,47:1 razao CACI EUA/UE (Power Mode)</w:t>
             </w:r>
           </w:p>
         </w:tc>
